--- a/Report/Task 08_ Minimum Cut.docx
+++ b/Report/Task 08_ Minimum Cut.docx
@@ -7,7 +7,7 @@
         <w:pStyle w:val="Heading1"/>
       </w:pPr>
       <w:r>
-        <w:t>Task 8</w:t>
+        <w:t>8. Minimum Cut</w:t>
       </w:r>
     </w:p>
     <w:p>
@@ -15,6 +15,9 @@
         <w:pStyle w:val="Heading2"/>
       </w:pPr>
       <w:r>
+        <w:t xml:space="preserve">8.1 </w:t>
+      </w:r>
+      <w:r>
         <w:t>Assumptions</w:t>
       </w:r>
     </w:p>
@@ -23,7 +26,28 @@
         <w:pStyle w:val="Heading3"/>
       </w:pPr>
       <w:r>
-        <w:t>2.1 Graph Model Assumptions</w:t>
+        <w:t>8</w:t>
+      </w:r>
+      <w:r>
+        <w:t>.1</w:t>
+      </w:r>
+      <w:r>
+        <w:t>.1</w:t>
+      </w:r>
+      <w:r>
+        <w:t xml:space="preserve"> Graph </w:t>
+      </w:r>
+      <w:r>
+        <w:t>m</w:t>
+      </w:r>
+      <w:r>
+        <w:t xml:space="preserve">odel </w:t>
+      </w:r>
+      <w:r>
+        <w:t>a</w:t>
+      </w:r>
+      <w:r>
+        <w:t>ssumptions</w:t>
       </w:r>
     </w:p>
     <w:p>
@@ -239,7 +263,16 @@
         <w:pStyle w:val="Heading3"/>
       </w:pPr>
       <w:r>
-        <w:t>2.2 Weight Assumptions</w:t>
+        <w:t>8.1</w:t>
+      </w:r>
+      <w:r>
+        <w:t xml:space="preserve">.2 Weight </w:t>
+      </w:r>
+      <w:r>
+        <w:t>a</w:t>
+      </w:r>
+      <w:r>
+        <w:t>ssumptions</w:t>
       </w:r>
     </w:p>
     <w:p>
@@ -306,7 +339,22 @@
         <w:pStyle w:val="Heading3"/>
       </w:pPr>
       <w:r>
-        <w:t>2.3 Cut Definition Assumptions (Global Min Cut)</w:t>
+        <w:t>8.1</w:t>
+      </w:r>
+      <w:r>
+        <w:t xml:space="preserve">.3 Cut </w:t>
+      </w:r>
+      <w:r>
+        <w:t>d</w:t>
+      </w:r>
+      <w:r>
+        <w:t xml:space="preserve">efinition </w:t>
+      </w:r>
+      <w:r>
+        <w:t>a</w:t>
+      </w:r>
+      <w:r>
+        <w:t>ssumption</w:t>
       </w:r>
     </w:p>
     <w:p>
@@ -572,14 +620,27 @@
       <w:r>
         <w:t xml:space="preserve">Figure </w:t>
       </w:r>
-      <w:fldSimple w:instr=" SEQ Figure \* ARABIC ">
-        <w:r>
-          <w:rPr>
-            <w:noProof/>
-          </w:rPr>
-          <w:t>1</w:t>
-        </w:r>
-      </w:fldSimple>
+      <w:r>
+        <w:fldChar w:fldCharType="begin"/>
+      </w:r>
+      <w:r>
+        <w:instrText xml:space="preserve"> SEQ Figure \* ARABIC </w:instrText>
+      </w:r>
+      <w:r>
+        <w:fldChar w:fldCharType="separate"/>
+      </w:r>
+      <w:r>
+        <w:rPr>
+          <w:noProof/>
+        </w:rPr>
+        <w:t>1</w:t>
+      </w:r>
+      <w:r>
+        <w:rPr>
+          <w:noProof/>
+        </w:rPr>
+        <w:fldChar w:fldCharType="end"/>
+      </w:r>
       <w:r>
         <w:t xml:space="preserve"> -Example Cut in a weighted graph</w:t>
       </w:r>
@@ -629,7 +690,22 @@
         <w:pStyle w:val="Heading3"/>
       </w:pPr>
       <w:r>
-        <w:t>2.4 Objective Function Assumptions (Cut Weight)</w:t>
+        <w:t>8.1</w:t>
+      </w:r>
+      <w:r>
+        <w:t xml:space="preserve">.4 Objective </w:t>
+      </w:r>
+      <w:r>
+        <w:t>f</w:t>
+      </w:r>
+      <w:r>
+        <w:t xml:space="preserve">unction </w:t>
+      </w:r>
+      <w:r>
+        <w:t>a</w:t>
+      </w:r>
+      <w:r>
+        <w:t>ssumptions</w:t>
       </w:r>
     </w:p>
     <w:p>
@@ -993,7 +1069,22 @@
         <w:pStyle w:val="Heading3"/>
       </w:pPr>
       <w:r>
-        <w:t>2.5 Input/Output and Indexing Assumptions (C++ Implementation)</w:t>
+        <w:t>8.1</w:t>
+      </w:r>
+      <w:r>
+        <w:t xml:space="preserve">.5 Input/Output and </w:t>
+      </w:r>
+      <w:r>
+        <w:t>i</w:t>
+      </w:r>
+      <w:r>
+        <w:t xml:space="preserve">ndexing </w:t>
+      </w:r>
+      <w:r>
+        <w:t>a</w:t>
+      </w:r>
+      <w:r>
+        <w:t>ssumptions</w:t>
       </w:r>
     </w:p>
     <w:p>
@@ -1263,7 +1354,22 @@
         <w:pStyle w:val="Heading3"/>
       </w:pPr>
       <w:r>
-        <w:t>2.6 Algorithmic Scope Assumptions (Implemented vs. Discussed)</w:t>
+        <w:t>8.1</w:t>
+      </w:r>
+      <w:r>
+        <w:t xml:space="preserve">.6 Algorithmic </w:t>
+      </w:r>
+      <w:r>
+        <w:t>s</w:t>
+      </w:r>
+      <w:r>
+        <w:t xml:space="preserve">cope </w:t>
+      </w:r>
+      <w:r>
+        <w:t>a</w:t>
+      </w:r>
+      <w:r>
+        <w:t>ssumptions</w:t>
       </w:r>
     </w:p>
     <w:p>
@@ -1381,14 +1487,6 @@
     </w:p>
     <w:p>
       <w:pPr>
-        <w:jc w:val="both"/>
-        <w:rPr>
-          <w:rFonts w:ascii="Calibri" w:hAnsi="Calibri" w:cs="Calibri"/>
-        </w:rPr>
-      </w:pPr>
-    </w:p>
-    <w:p>
-      <w:pPr>
         <w:ind w:firstLine="720"/>
         <w:jc w:val="both"/>
         <w:rPr>
@@ -1459,7 +1557,22 @@
         <w:pStyle w:val="Heading3"/>
       </w:pPr>
       <w:r>
-        <w:t>2.7 Randomization and Reproducibility Assumptions (Iterative Improvement)</w:t>
+        <w:t>8.1</w:t>
+      </w:r>
+      <w:r>
+        <w:t xml:space="preserve">.7 Randomization and </w:t>
+      </w:r>
+      <w:r>
+        <w:t>r</w:t>
+      </w:r>
+      <w:r>
+        <w:t xml:space="preserve">eproducibility </w:t>
+      </w:r>
+      <w:r>
+        <w:t>a</w:t>
+      </w:r>
+      <w:r>
+        <w:t>ssumptions</w:t>
       </w:r>
     </w:p>
     <w:p>
@@ -1474,7 +1587,19 @@
         <w:rPr>
           <w:rFonts w:ascii="Calibri" w:hAnsi="Calibri" w:cs="Calibri"/>
         </w:rPr>
-        <w:t xml:space="preserve">Since local search can converge to different local minima depending on the initial solution, we use a </w:t>
+        <w:t xml:space="preserve">For Iterative Improvement, </w:t>
+      </w:r>
+      <w:r>
+        <w:rPr>
+          <w:rFonts w:ascii="Calibri" w:hAnsi="Calibri" w:cs="Calibri"/>
+        </w:rPr>
+        <w:t>s</w:t>
+      </w:r>
+      <w:r>
+        <w:rPr>
+          <w:rFonts w:ascii="Calibri" w:hAnsi="Calibri" w:cs="Calibri"/>
+        </w:rPr>
+        <w:t xml:space="preserve">ince local search can converge to different local minima depending on the initial solution, we use a </w:t>
       </w:r>
       <w:r>
         <w:rPr>
@@ -1519,25 +1644,37 @@
     </w:p>
     <w:p>
       <w:pPr>
-        <w:pStyle w:val="Heading1"/>
-        <w:rPr>
-          <w:rFonts w:cs="Calibri"/>
-        </w:rPr>
-      </w:pPr>
-      <w:r>
-        <w:rPr>
-          <w:rFonts w:cs="Calibri"/>
-        </w:rPr>
+        <w:pStyle w:val="Heading2"/>
+      </w:pPr>
+      <w:r>
         <w:lastRenderedPageBreak/>
-        <w:t>Problem Description</w:t>
-      </w:r>
-    </w:p>
-    <w:p>
-      <w:pPr>
-        <w:pStyle w:val="Heading2"/>
-      </w:pPr>
-      <w:r>
-        <w:t>3.1 Problem Statement</w:t>
+        <w:t xml:space="preserve">8.2 </w:t>
+      </w:r>
+      <w:r>
+        <w:t xml:space="preserve">Problem </w:t>
+      </w:r>
+      <w:r>
+        <w:t>d</w:t>
+      </w:r>
+      <w:r>
+        <w:t>escription</w:t>
+      </w:r>
+    </w:p>
+    <w:p>
+      <w:pPr>
+        <w:pStyle w:val="Heading3"/>
+      </w:pPr>
+      <w:r>
+        <w:t>8.2.1</w:t>
+      </w:r>
+      <w:r>
+        <w:t xml:space="preserve"> Problem </w:t>
+      </w:r>
+      <w:r>
+        <w:t>s</w:t>
+      </w:r>
+      <w:r>
+        <w:t>tatement</w:t>
       </w:r>
     </w:p>
     <w:p>
@@ -2218,10 +2355,22 @@
     </w:p>
     <w:p>
       <w:pPr>
-        <w:pStyle w:val="Heading2"/>
-      </w:pPr>
-      <w:r>
-        <w:t>3.2 Why the Problem is Challenging</w:t>
+        <w:pStyle w:val="Heading3"/>
+      </w:pPr>
+      <w:r>
+        <w:t>8.2</w:t>
+      </w:r>
+      <w:r>
+        <w:t xml:space="preserve">.2 </w:t>
+      </w:r>
+      <w:r>
+        <w:t>C</w:t>
+      </w:r>
+      <w:r>
+        <w:t>halleng</w:t>
+      </w:r>
+      <w:r>
+        <w:t>es</w:t>
       </w:r>
     </w:p>
     <w:p>
@@ -2491,10 +2640,19 @@
     </w:p>
     <w:p>
       <w:pPr>
-        <w:pStyle w:val="Heading2"/>
-      </w:pPr>
-      <w:r>
-        <w:t>3.3 Required Outputs</w:t>
+        <w:pStyle w:val="Heading3"/>
+      </w:pPr>
+      <w:r>
+        <w:t>8.2</w:t>
+      </w:r>
+      <w:r>
+        <w:t xml:space="preserve">.3 Required </w:t>
+      </w:r>
+      <w:r>
+        <w:t>o</w:t>
+      </w:r>
+      <w:r>
+        <w:t>utput</w:t>
       </w:r>
     </w:p>
     <w:p>
@@ -2589,17 +2747,26 @@
     </w:p>
     <w:p>
       <w:pPr>
-        <w:pStyle w:val="Heading1"/>
-        <w:rPr>
-          <w:rFonts w:cs="Calibri"/>
-        </w:rPr>
-      </w:pPr>
-      <w:r>
-        <w:rPr>
-          <w:rFonts w:cs="Calibri"/>
-        </w:rPr>
+        <w:pStyle w:val="Heading2"/>
+      </w:pPr>
+      <w:r>
         <w:lastRenderedPageBreak/>
-        <w:t>Methodology &amp; Solutions</w:t>
+        <w:t xml:space="preserve">8.3 </w:t>
+      </w:r>
+      <w:r>
+        <w:t xml:space="preserve">Methodology </w:t>
+      </w:r>
+      <w:r>
+        <w:t>and</w:t>
+      </w:r>
+      <w:r>
+        <w:t xml:space="preserve"> </w:t>
+      </w:r>
+      <w:r>
+        <w:t>s</w:t>
+      </w:r>
+      <w:r>
+        <w:t>olutions</w:t>
       </w:r>
     </w:p>
     <w:p>
@@ -2704,23 +2871,12 @@
     <w:p>
       <w:pPr>
         <w:pStyle w:val="Heading2"/>
-        <w:rPr>
-          <w:rFonts w:cs="Calibri"/>
-        </w:rPr>
-      </w:pPr>
-      <w:r>
-        <w:rPr>
-          <w:rFonts w:cs="Calibri"/>
-        </w:rPr>
+      </w:pPr>
+      <w:r>
+        <w:t xml:space="preserve">8.4 </w:t>
+      </w:r>
+      <w:r>
         <w:t>Brute Force</w:t>
-      </w:r>
-    </w:p>
-    <w:p>
-      <w:pPr>
-        <w:pStyle w:val="Heading3"/>
-      </w:pPr>
-      <w:r>
-        <w:t>4.1.1 Core Idea</w:t>
       </w:r>
     </w:p>
     <w:p>
@@ -2856,7 +3012,22 @@
         <w:pStyle w:val="Heading3"/>
       </w:pPr>
       <w:r>
-        <w:t>4.1.2 Step-by-Step Methodology</w:t>
+        <w:t>8.4</w:t>
+      </w:r>
+      <w:r>
+        <w:t>.</w:t>
+      </w:r>
+      <w:r>
+        <w:t>1</w:t>
+      </w:r>
+      <w:r>
+        <w:t xml:space="preserve"> Step-by-Step </w:t>
+      </w:r>
+      <w:r>
+        <w:t>m</w:t>
+      </w:r>
+      <w:r>
+        <w:t>ethodology</w:t>
       </w:r>
     </w:p>
     <w:p>
@@ -3172,7 +3343,6 @@
         <w:rPr>
           <w:rFonts w:ascii="Calibri" w:hAnsi="Calibri" w:cs="Calibri"/>
         </w:rPr>
-        <w:lastRenderedPageBreak/>
         <w:t>if </w:t>
       </w:r>
       <w:r>
@@ -3226,6 +3396,7 @@
         <w:rPr>
           <w:rFonts w:ascii="Calibri" w:hAnsi="Calibri" w:cs="Calibri"/>
         </w:rPr>
+        <w:lastRenderedPageBreak/>
         <w:t>If </w:t>
       </w:r>
       <w:r>
@@ -3326,7 +3497,19 @@
         <w:pStyle w:val="Heading3"/>
       </w:pPr>
       <w:r>
-        <w:t>4.1.3 Brute Force Pseudocode</w:t>
+        <w:t>8.</w:t>
+      </w:r>
+      <w:r>
+        <w:t>8.5</w:t>
+      </w:r>
+      <w:r>
+        <w:t xml:space="preserve"> Brute Force </w:t>
+      </w:r>
+      <w:r>
+        <w:t>p</w:t>
+      </w:r>
+      <w:r>
+        <w:t>seudocode</w:t>
       </w:r>
     </w:p>
     <w:p>
@@ -5669,7 +5852,6 @@
         <w:rPr>
           <w:rFonts w:ascii="Calibri" w:hAnsi="Calibri" w:cs="Calibri"/>
         </w:rPr>
-        <w:lastRenderedPageBreak/>
         <w:t xml:space="preserve">The style used for pseudo code is </w:t>
       </w:r>
       <w:r>
@@ -5703,6 +5885,7 @@
           <w:b/>
           <w:bCs/>
         </w:rPr>
+        <w:lastRenderedPageBreak/>
         <w:t>mask == 0</w:t>
       </w:r>
       <w:r>
@@ -5821,17 +6004,22 @@
     </w:p>
     <w:p>
       <w:pPr>
-        <w:rPr>
-          <w:rFonts w:ascii="Calibri" w:hAnsi="Calibri" w:cs="Calibri"/>
-        </w:rPr>
-      </w:pPr>
-    </w:p>
-    <w:p>
-      <w:pPr>
         <w:pStyle w:val="Heading3"/>
       </w:pPr>
       <w:r>
-        <w:t>4.1.4 Worked Example</w:t>
+        <w:t>8.</w:t>
+      </w:r>
+      <w:r>
+        <w:t>8.6</w:t>
+      </w:r>
+      <w:r>
+        <w:t xml:space="preserve"> Worked </w:t>
+      </w:r>
+      <w:r>
+        <w:t>e</w:t>
+      </w:r>
+      <w:r>
+        <w:t>xample</w:t>
       </w:r>
     </w:p>
     <w:p>
@@ -6262,6 +6450,7 @@
           <w:bCs/>
           <w:noProof/>
         </w:rPr>
+        <w:lastRenderedPageBreak/>
         <w:drawing>
           <wp:inline distT="0" distB="0" distL="0" distR="0" wp14:anchorId="404EB7C9" wp14:editId="319A5778">
             <wp:extent cx="3360420" cy="2688336"/>
@@ -6307,14 +6496,27 @@
       <w:r>
         <w:t xml:space="preserve">Figure </w:t>
       </w:r>
-      <w:fldSimple w:instr=" SEQ Figure \* ARABIC ">
-        <w:r>
-          <w:rPr>
-            <w:noProof/>
-          </w:rPr>
-          <w:t>2</w:t>
-        </w:r>
-      </w:fldSimple>
+      <w:r>
+        <w:fldChar w:fldCharType="begin"/>
+      </w:r>
+      <w:r>
+        <w:instrText xml:space="preserve"> SEQ Figure \* ARABIC </w:instrText>
+      </w:r>
+      <w:r>
+        <w:fldChar w:fldCharType="separate"/>
+      </w:r>
+      <w:r>
+        <w:rPr>
+          <w:noProof/>
+        </w:rPr>
+        <w:t>2</w:t>
+      </w:r>
+      <w:r>
+        <w:rPr>
+          <w:noProof/>
+        </w:rPr>
+        <w:fldChar w:fldCharType="end"/>
+      </w:r>
       <w:r>
         <w:t xml:space="preserve"> -Previous example</w:t>
       </w:r>
@@ -6404,7 +6606,28 @@
         <w:pStyle w:val="Heading3"/>
       </w:pPr>
       <w:r>
-        <w:t>4.1.6 Time and Space Complexity</w:t>
+        <w:t>8.4</w:t>
+      </w:r>
+      <w:r>
+        <w:t>.</w:t>
+      </w:r>
+      <w:r>
+        <w:t>4</w:t>
+      </w:r>
+      <w:r>
+        <w:t xml:space="preserve"> Time and </w:t>
+      </w:r>
+      <w:r>
+        <w:t>s</w:t>
+      </w:r>
+      <w:r>
+        <w:t xml:space="preserve">pace </w:t>
+      </w:r>
+      <w:r>
+        <w:t>c</w:t>
+      </w:r>
+      <w:r>
+        <w:t>omplexity</w:t>
       </w:r>
     </w:p>
     <w:p>
@@ -6876,7 +7099,6 @@
         <w:rPr>
           <w:rFonts w:ascii="Calibri" w:hAnsi="Calibri" w:cs="Calibri"/>
         </w:rPr>
-        <w:lastRenderedPageBreak/>
         <w:t>Overall</w:t>
       </w:r>
       <m:oMath>
@@ -6960,15 +7182,14 @@
         <w:rPr>
           <w:rFonts w:cs="Calibri"/>
         </w:rPr>
+        <w:lastRenderedPageBreak/>
+        <w:t xml:space="preserve">8.5 </w:t>
+      </w:r>
+      <w:r>
+        <w:rPr>
+          <w:rFonts w:cs="Calibri"/>
+        </w:rPr>
         <w:t>Iterative Improvement</w:t>
-      </w:r>
-    </w:p>
-    <w:p>
-      <w:pPr>
-        <w:pStyle w:val="Heading3"/>
-      </w:pPr>
-      <w:r>
-        <w:t>4.2.1 Core Idea</w:t>
       </w:r>
     </w:p>
     <w:p>
@@ -7080,7 +7301,22 @@
         <w:pStyle w:val="Heading3"/>
       </w:pPr>
       <w:r>
-        <w:t>4.2.2 Solution Representation</w:t>
+        <w:t>8.5</w:t>
+      </w:r>
+      <w:r>
+        <w:t>.</w:t>
+      </w:r>
+      <w:r>
+        <w:t>1</w:t>
+      </w:r>
+      <w:r>
+        <w:t xml:space="preserve"> Solution </w:t>
+      </w:r>
+      <w:r>
+        <w:t>r</w:t>
+      </w:r>
+      <w:r>
+        <w:t>epresentation</w:t>
       </w:r>
     </w:p>
     <w:p>
@@ -7543,7 +7779,22 @@
         <w:jc w:val="both"/>
       </w:pPr>
       <w:r>
-        <w:t>4.2.3 Neighborhood Structure (Local Move)</w:t>
+        <w:t>8.5</w:t>
+      </w:r>
+      <w:r>
+        <w:t>.</w:t>
+      </w:r>
+      <w:r>
+        <w:t>2</w:t>
+      </w:r>
+      <w:r>
+        <w:t xml:space="preserve"> Neighborhood </w:t>
+      </w:r>
+      <w:r>
+        <w:t>s</w:t>
+      </w:r>
+      <w:r>
+        <w:t>tructure</w:t>
       </w:r>
     </w:p>
     <w:p>
@@ -7604,7 +7855,6 @@
           <w:b/>
           <w:bCs/>
         </w:rPr>
-        <w:lastRenderedPageBreak/>
         <w:t>Validity constraint:</w:t>
       </w:r>
       <w:r>
@@ -7695,7 +7945,41 @@
         <w:pStyle w:val="Heading3"/>
       </w:pPr>
       <w:r>
-        <w:t>4.2.4 Delta (Change in Cut Weight) for Flipping One Vertex</w:t>
+        <w:lastRenderedPageBreak/>
+        <w:t>8.5</w:t>
+      </w:r>
+      <w:r>
+        <w:t>.</w:t>
+      </w:r>
+      <w:r>
+        <w:t>3</w:t>
+      </w:r>
+      <w:r>
+        <w:t xml:space="preserve"> Delta</w:t>
+      </w:r>
+      <w:r>
+        <w:t xml:space="preserve"> </w:t>
+      </w:r>
+      <w:r>
+        <w:t xml:space="preserve">for </w:t>
+      </w:r>
+      <w:r>
+        <w:t>f</w:t>
+      </w:r>
+      <w:r>
+        <w:t xml:space="preserve">lipping </w:t>
+      </w:r>
+      <w:r>
+        <w:t>o</w:t>
+      </w:r>
+      <w:r>
+        <w:t xml:space="preserve">ne </w:t>
+      </w:r>
+      <w:r>
+        <w:t>v</w:t>
+      </w:r>
+      <w:r>
+        <w:t>ertex</w:t>
       </w:r>
     </w:p>
     <w:p>
@@ -8200,11 +8484,27 @@
         <w:pStyle w:val="Heading3"/>
       </w:pPr>
       <w:r>
-        <w:t>4.2.5 Best-Improvement Strategy (Steepest Descent)</w:t>
-      </w:r>
-    </w:p>
-    <w:p>
-      <w:pPr>
+        <w:t>8.5</w:t>
+      </w:r>
+      <w:r>
+        <w:t>.</w:t>
+      </w:r>
+      <w:r>
+        <w:t>4</w:t>
+      </w:r>
+      <w:r>
+        <w:t xml:space="preserve"> Best-Improvement </w:t>
+      </w:r>
+      <w:r>
+        <w:t>s</w:t>
+      </w:r>
+      <w:r>
+        <w:t>trategy</w:t>
+      </w:r>
+    </w:p>
+    <w:p>
+      <w:pPr>
+        <w:ind w:firstLine="360"/>
         <w:rPr>
           <w:rFonts w:ascii="Calibri" w:hAnsi="Calibri" w:cs="Calibri"/>
         </w:rPr>
@@ -8341,7 +8641,6 @@
         <w:rPr>
           <w:rFonts w:ascii="Calibri" w:hAnsi="Calibri" w:cs="Calibri"/>
         </w:rPr>
-        <w:lastRenderedPageBreak/>
         <w:t>If </w:t>
       </w:r>
       <m:oMath>
@@ -8440,6 +8739,7 @@
           <w:b/>
           <w:bCs/>
         </w:rPr>
+        <w:lastRenderedPageBreak/>
         <w:t>Citations:</w:t>
       </w:r>
       <w:r>
@@ -8454,7 +8754,22 @@
         <w:pStyle w:val="Heading3"/>
       </w:pPr>
       <w:r>
-        <w:t>4.2.6 Multi-Start Strategy (to reduce local optimum risk)</w:t>
+        <w:t>8.5</w:t>
+      </w:r>
+      <w:r>
+        <w:t>.</w:t>
+      </w:r>
+      <w:r>
+        <w:t>5</w:t>
+      </w:r>
+      <w:r>
+        <w:t xml:space="preserve"> Multi-Start </w:t>
+      </w:r>
+      <w:r>
+        <w:t>s</w:t>
+      </w:r>
+      <w:r>
+        <w:t>trategy</w:t>
       </w:r>
     </w:p>
     <w:p>
@@ -8572,7 +8887,22 @@
         <w:pStyle w:val="Heading3"/>
       </w:pPr>
       <w:r>
-        <w:t>4.2.7 Step-by-Step Methodology (Iterative Improvement + Multi-Start)</w:t>
+        <w:t>8.5</w:t>
+      </w:r>
+      <w:r>
+        <w:t>.</w:t>
+      </w:r>
+      <w:r>
+        <w:t>6</w:t>
+      </w:r>
+      <w:r>
+        <w:t xml:space="preserve"> Step-by-Step </w:t>
+      </w:r>
+      <w:r>
+        <w:t>m</w:t>
+      </w:r>
+      <w:r>
+        <w:t>ethodology (Iterative Improvement + Multi-Start)</w:t>
       </w:r>
     </w:p>
     <w:p>
@@ -8970,8 +9300,22 @@
         <w:pStyle w:val="Heading3"/>
       </w:pPr>
       <w:r>
-        <w:lastRenderedPageBreak/>
-        <w:t>4.2.8 Iterative Improvement Pseudocode</w:t>
+        <w:t>8.5</w:t>
+      </w:r>
+      <w:r>
+        <w:t>.</w:t>
+      </w:r>
+      <w:r>
+        <w:t>7</w:t>
+      </w:r>
+      <w:r>
+        <w:t xml:space="preserve"> Iterative Improvement </w:t>
+      </w:r>
+      <w:r>
+        <w:t>p</w:t>
+      </w:r>
+      <w:r>
+        <w:t>seudocode</w:t>
       </w:r>
     </w:p>
     <w:p>
@@ -12069,7 +12413,6 @@
           <w:szCs w:val="21"/>
           <w14:ligatures w14:val="none"/>
         </w:rPr>
-        <w:lastRenderedPageBreak/>
         <w:t>                // apply the flip</w:t>
       </w:r>
     </w:p>
@@ -12816,6 +13159,7 @@
           <w:szCs w:val="21"/>
           <w14:ligatures w14:val="none"/>
         </w:rPr>
+        <w:lastRenderedPageBreak/>
         <w:t xml:space="preserve">            bestWeight </w:t>
       </w:r>
       <w:r>
@@ -13035,20 +13379,47 @@
         <w:pStyle w:val="Heading3"/>
       </w:pPr>
       <w:r>
-        <w:t xml:space="preserve">4.2.9 Worked Example </w:t>
-      </w:r>
-    </w:p>
-    <w:p>
-      <w:pPr>
-        <w:rPr>
-          <w:rFonts w:ascii="Calibri" w:hAnsi="Calibri" w:cs="Calibri"/>
-        </w:rPr>
-      </w:pPr>
-      <w:r>
-        <w:rPr>
-          <w:rFonts w:ascii="Calibri" w:hAnsi="Calibri" w:cs="Calibri"/>
-        </w:rPr>
-        <w:t>We use the same 4-vertex graph from Section 4.1:</w:t>
+        <w:t>8.5</w:t>
+      </w:r>
+      <w:r>
+        <w:t>.</w:t>
+      </w:r>
+      <w:r>
+        <w:t>8</w:t>
+      </w:r>
+      <w:r>
+        <w:t xml:space="preserve"> Worked </w:t>
+      </w:r>
+      <w:r>
+        <w:t>e</w:t>
+      </w:r>
+      <w:r>
+        <w:t xml:space="preserve">xample </w:t>
+      </w:r>
+    </w:p>
+    <w:p>
+      <w:pPr>
+        <w:rPr>
+          <w:rFonts w:ascii="Calibri" w:hAnsi="Calibri" w:cs="Calibri"/>
+        </w:rPr>
+      </w:pPr>
+      <w:r>
+        <w:rPr>
+          <w:rFonts w:ascii="Calibri" w:hAnsi="Calibri" w:cs="Calibri"/>
+        </w:rPr>
+        <w:t xml:space="preserve">We use the same 4-vertex graph from Section </w:t>
+      </w:r>
+      <w:r>
+        <w:rPr>
+          <w:rFonts w:ascii="Calibri" w:hAnsi="Calibri" w:cs="Calibri"/>
+        </w:rPr>
+        <w:t>8.4</w:t>
+      </w:r>
+      <w:r>
+        <w:rPr>
+          <w:rFonts w:ascii="Calibri" w:hAnsi="Calibri" w:cs="Calibri"/>
+        </w:rPr>
+        <w:t>:</w:t>
       </w:r>
     </w:p>
     <w:p>
@@ -13455,7 +13826,6 @@
         <w:rPr>
           <w:rFonts w:ascii="Calibri" w:hAnsi="Calibri" w:cs="Calibri"/>
         </w:rPr>
-        <w:lastRenderedPageBreak/>
         <w:t>(0,2,3): currently crossing (0 in S, 2 in S? actually 0 in S, 2 in S -&gt; internal), after flip it becomes crossing -&gt; +3</w:t>
       </w:r>
     </w:p>
@@ -13563,6 +13933,7 @@
           <w:b/>
           <w:bCs/>
         </w:rPr>
+        <w:lastRenderedPageBreak/>
         <w:t>T = {1,2,3} New crossing edges:</w:t>
       </w:r>
     </w:p>
@@ -13737,14 +14108,27 @@
       <w:r>
         <w:t xml:space="preserve">Figure </w:t>
       </w:r>
-      <w:fldSimple w:instr=" SEQ Figure \* ARABIC ">
-        <w:r>
-          <w:rPr>
-            <w:noProof/>
-          </w:rPr>
-          <w:t>3</w:t>
-        </w:r>
-      </w:fldSimple>
+      <w:r>
+        <w:fldChar w:fldCharType="begin"/>
+      </w:r>
+      <w:r>
+        <w:instrText xml:space="preserve"> SEQ Figure \* ARABIC </w:instrText>
+      </w:r>
+      <w:r>
+        <w:fldChar w:fldCharType="separate"/>
+      </w:r>
+      <w:r>
+        <w:rPr>
+          <w:noProof/>
+        </w:rPr>
+        <w:t>3</w:t>
+      </w:r>
+      <w:r>
+        <w:rPr>
+          <w:noProof/>
+        </w:rPr>
+        <w:fldChar w:fldCharType="end"/>
+      </w:r>
       <w:r>
         <w:t xml:space="preserve"> - Weighted Graph for this example</w:t>
       </w:r>
@@ -13759,7 +14143,6 @@
         <w:rPr>
           <w:noProof/>
         </w:rPr>
-        <w:lastRenderedPageBreak/>
         <w:drawing>
           <wp:inline distT="0" distB="0" distL="0" distR="0" wp14:anchorId="602CD4F7" wp14:editId="1DA4180B">
             <wp:extent cx="4154805" cy="2240549"/>
@@ -13805,14 +14188,27 @@
       <w:r>
         <w:t xml:space="preserve">Figure </w:t>
       </w:r>
-      <w:fldSimple w:instr=" SEQ Figure \* ARABIC ">
-        <w:r>
-          <w:rPr>
-            <w:noProof/>
-          </w:rPr>
-          <w:t>4</w:t>
-        </w:r>
-      </w:fldSimple>
+      <w:r>
+        <w:fldChar w:fldCharType="begin"/>
+      </w:r>
+      <w:r>
+        <w:instrText xml:space="preserve"> SEQ Figure \* ARABIC </w:instrText>
+      </w:r>
+      <w:r>
+        <w:fldChar w:fldCharType="separate"/>
+      </w:r>
+      <w:r>
+        <w:rPr>
+          <w:noProof/>
+        </w:rPr>
+        <w:t>4</w:t>
+      </w:r>
+      <w:r>
+        <w:rPr>
+          <w:noProof/>
+        </w:rPr>
+        <w:fldChar w:fldCharType="end"/>
+      </w:r>
       <w:r>
         <w:t xml:space="preserve"> -</w:t>
       </w:r>
@@ -13832,6 +14228,7 @@
           <w:b/>
           <w:bCs/>
         </w:rPr>
+        <w:lastRenderedPageBreak/>
         <w:t>Crossing edges (X):</w:t>
       </w:r>
       <w:r>
@@ -13972,14 +14369,27 @@
       <w:r>
         <w:t xml:space="preserve">Figure </w:t>
       </w:r>
-      <w:fldSimple w:instr=" SEQ Figure \* ARABIC ">
-        <w:r>
-          <w:rPr>
-            <w:noProof/>
-          </w:rPr>
-          <w:t>5</w:t>
-        </w:r>
-      </w:fldSimple>
+      <w:r>
+        <w:fldChar w:fldCharType="begin"/>
+      </w:r>
+      <w:r>
+        <w:instrText xml:space="preserve"> SEQ Figure \* ARABIC </w:instrText>
+      </w:r>
+      <w:r>
+        <w:fldChar w:fldCharType="separate"/>
+      </w:r>
+      <w:r>
+        <w:rPr>
+          <w:noProof/>
+        </w:rPr>
+        <w:t>5</w:t>
+      </w:r>
+      <w:r>
+        <w:rPr>
+          <w:noProof/>
+        </w:rPr>
+        <w:fldChar w:fldCharType="end"/>
+      </w:r>
       <w:r>
         <w:t xml:space="preserve"> -</w:t>
       </w:r>
@@ -14002,7 +14412,6 @@
           <w:b/>
           <w:bCs/>
         </w:rPr>
-        <w:lastRenderedPageBreak/>
         <w:t>Before flip:</w:t>
       </w:r>
       <w:r>
@@ -14187,6 +14596,7 @@
         <w:rPr>
           <w:rFonts w:ascii="Calibri" w:hAnsi="Calibri" w:cs="Calibri"/>
         </w:rPr>
+        <w:lastRenderedPageBreak/>
         <w:br/>
       </w:r>
       <w:r>
@@ -14284,14 +14694,27 @@
       <w:r>
         <w:t xml:space="preserve">Figure </w:t>
       </w:r>
-      <w:fldSimple w:instr=" SEQ Figure \* ARABIC ">
-        <w:r>
-          <w:rPr>
-            <w:noProof/>
-          </w:rPr>
-          <w:t>6</w:t>
-        </w:r>
-      </w:fldSimple>
+      <w:r>
+        <w:fldChar w:fldCharType="begin"/>
+      </w:r>
+      <w:r>
+        <w:instrText xml:space="preserve"> SEQ Figure \* ARABIC </w:instrText>
+      </w:r>
+      <w:r>
+        <w:fldChar w:fldCharType="separate"/>
+      </w:r>
+      <w:r>
+        <w:rPr>
+          <w:noProof/>
+        </w:rPr>
+        <w:t>6</w:t>
+      </w:r>
+      <w:r>
+        <w:rPr>
+          <w:noProof/>
+        </w:rPr>
+        <w:fldChar w:fldCharType="end"/>
+      </w:r>
       <w:r>
         <w:t xml:space="preserve"> -</w:t>
       </w:r>
@@ -14379,12 +14802,6 @@
           <w:rFonts w:ascii="Calibri" w:hAnsi="Calibri" w:cs="Calibri"/>
         </w:rPr>
         <w:br/>
-      </w:r>
-      <w:r>
-        <w:rPr>
-          <w:rFonts w:ascii="Calibri" w:hAnsi="Calibri" w:cs="Calibri"/>
-        </w:rPr>
-        <w:lastRenderedPageBreak/>
         <w:t>(1,3)=4</w:t>
       </w:r>
       <w:r>
@@ -14400,7 +14817,22 @@
         <w:pStyle w:val="Heading3"/>
       </w:pPr>
       <w:r>
-        <w:t>4.2.11 Notes on Limitations (Local Optimum vs Global Optimum)</w:t>
+        <w:t>8.5</w:t>
+      </w:r>
+      <w:r>
+        <w:t>.</w:t>
+      </w:r>
+      <w:r>
+        <w:t>9</w:t>
+      </w:r>
+      <w:r>
+        <w:t xml:space="preserve"> Notes on </w:t>
+      </w:r>
+      <w:r>
+        <w:t>l</w:t>
+      </w:r>
+      <w:r>
+        <w:t>imitations</w:t>
       </w:r>
     </w:p>
     <w:p>
@@ -14445,7 +14877,28 @@
         <w:pStyle w:val="Heading3"/>
       </w:pPr>
       <w:r>
-        <w:t xml:space="preserve">4.2.12 Time and Space Complexity </w:t>
+        <w:t>8.5</w:t>
+      </w:r>
+      <w:r>
+        <w:t>.1</w:t>
+      </w:r>
+      <w:r>
+        <w:t>1</w:t>
+      </w:r>
+      <w:r>
+        <w:t xml:space="preserve"> Time and </w:t>
+      </w:r>
+      <w:r>
+        <w:t>s</w:t>
+      </w:r>
+      <w:r>
+        <w:t xml:space="preserve">pace </w:t>
+      </w:r>
+      <w:r>
+        <w:t>c</w:t>
+      </w:r>
+      <w:r>
+        <w:t xml:space="preserve">omplexity </w:t>
       </w:r>
     </w:p>
     <w:p>
@@ -14477,6 +14930,7 @@
         <w:rPr>
           <w:rFonts w:ascii="Calibri" w:hAnsi="Calibri" w:cs="Calibri"/>
         </w:rPr>
+        <w:lastRenderedPageBreak/>
         <w:t>In one local-search iteration, the algorithm considers flipping each vertex v (</w:t>
       </w:r>
       <w:r>
@@ -14781,7 +15235,6 @@
         <w:rPr>
           <w:rFonts w:ascii="Calibri" w:hAnsi="Calibri" w:cs="Calibri"/>
         </w:rPr>
-        <w:lastRenderedPageBreak/>
         <w:t>the current cut assignment side[]: </w:t>
       </w:r>
       <m:oMath>
@@ -14893,7 +15346,16 @@
       </w:pPr>
       <w:r>
         <w:lastRenderedPageBreak/>
-        <w:t>Implementation Details</w:t>
+        <w:t xml:space="preserve">8.6 </w:t>
+      </w:r>
+      <w:r>
+        <w:t xml:space="preserve">Implementation </w:t>
+      </w:r>
+      <w:r>
+        <w:t>d</w:t>
+      </w:r>
+      <w:r>
+        <w:t>etails</w:t>
       </w:r>
     </w:p>
     <w:p>
@@ -14901,7 +15363,16 @@
         <w:pStyle w:val="Heading3"/>
       </w:pPr>
       <w:r>
-        <w:t>4.3.1 Implementation Overview</w:t>
+        <w:t>8.6</w:t>
+      </w:r>
+      <w:r>
+        <w:t xml:space="preserve">.1 Implementation </w:t>
+      </w:r>
+      <w:r>
+        <w:t>o</w:t>
+      </w:r>
+      <w:r>
+        <w:t>verview</w:t>
       </w:r>
     </w:p>
     <w:p>
@@ -15025,7 +15496,16 @@
         <w:pStyle w:val="Heading3"/>
       </w:pPr>
       <w:r>
-        <w:t>4.3.2 Data Structures</w:t>
+        <w:t>8.6</w:t>
+      </w:r>
+      <w:r>
+        <w:t xml:space="preserve">.2 Data </w:t>
+      </w:r>
+      <w:r>
+        <w:t>s</w:t>
+      </w:r>
+      <w:r>
+        <w:t>tructures</w:t>
       </w:r>
     </w:p>
     <w:p>
@@ -15305,7 +15785,16 @@
       </w:pPr>
       <w:r>
         <w:lastRenderedPageBreak/>
-        <w:t>4.3.3 Helper Functions (High-Level Description)</w:t>
+        <w:t>8.6</w:t>
+      </w:r>
+      <w:r>
+        <w:t xml:space="preserve">.3 Helper </w:t>
+      </w:r>
+      <w:r>
+        <w:t>f</w:t>
+      </w:r>
+      <w:r>
+        <w:t>unctions</w:t>
       </w:r>
     </w:p>
     <w:p>
@@ -15506,7 +15995,16 @@
         <w:pStyle w:val="Heading3"/>
       </w:pPr>
       <w:r>
-        <w:t>4.3.4 C++ Implementation Code</w:t>
+        <w:t>8.6</w:t>
+      </w:r>
+      <w:r>
+        <w:t xml:space="preserve">.4 Implementation </w:t>
+      </w:r>
+      <w:r>
+        <w:t>c</w:t>
+      </w:r>
+      <w:r>
+        <w:t>ode</w:t>
       </w:r>
     </w:p>
     <w:p>
@@ -36478,7 +36976,10 @@
         <w:pStyle w:val="Heading3"/>
       </w:pPr>
       <w:r>
-        <w:t>4.3.5 Notes on Correctness and Practical Considerations</w:t>
+        <w:t>8.6</w:t>
+      </w:r>
+      <w:r>
+        <w:t>.5 Notes</w:t>
       </w:r>
     </w:p>
     <w:p>
@@ -36629,19 +37130,20 @@
     </w:p>
     <w:p>
       <w:pPr>
-        <w:pStyle w:val="Heading1"/>
+        <w:pStyle w:val="Heading2"/>
       </w:pPr>
       <w:r>
         <w:lastRenderedPageBreak/>
-        <w:t xml:space="preserve">Comparative Evaluation </w:t>
-      </w:r>
-    </w:p>
-    <w:p>
-      <w:pPr>
-        <w:pStyle w:val="Heading2"/>
-      </w:pPr>
-      <w:r>
-        <w:t>6.1 Evaluation Criteria (Metrics)</w:t>
+        <w:t xml:space="preserve">8.7 </w:t>
+      </w:r>
+      <w:r>
+        <w:t xml:space="preserve">Comparative </w:t>
+      </w:r>
+      <w:r>
+        <w:t>e</w:t>
+      </w:r>
+      <w:r>
+        <w:t xml:space="preserve">valuation </w:t>
       </w:r>
     </w:p>
     <w:p>
@@ -36649,10 +37151,52 @@
         <w:pStyle w:val="Heading3"/>
       </w:pPr>
       <w:r>
-        <w:t xml:space="preserve">6.2.1 </w:t>
-      </w:r>
-      <w:r>
-        <w:t>Solution Quality</w:t>
+        <w:t>8.7.1</w:t>
+      </w:r>
+      <w:r>
+        <w:t xml:space="preserve"> Evaluation </w:t>
+      </w:r>
+      <w:r>
+        <w:t>c</w:t>
+      </w:r>
+      <w:r>
+        <w:t>riteria</w:t>
+      </w:r>
+    </w:p>
+    <w:p>
+      <w:pPr>
+        <w:rPr>
+          <w:b/>
+          <w:bCs/>
+        </w:rPr>
+      </w:pPr>
+      <w:r>
+        <w:rPr>
+          <w:b/>
+          <w:bCs/>
+        </w:rPr>
+        <w:t xml:space="preserve">Solution </w:t>
+      </w:r>
+      <w:r>
+        <w:rPr>
+          <w:b/>
+          <w:bCs/>
+        </w:rPr>
+        <w:t>q</w:t>
+      </w:r>
+      <w:r>
+        <w:rPr>
+          <w:b/>
+          <w:bCs/>
+        </w:rPr>
+        <w:t>uality</w:t>
+      </w:r>
+      <w:r>
+        <w:rPr>
+          <w:b/>
+          <w:bCs/>
+        </w:rPr>
+        <w:t>:</w:t>
       </w:r>
     </w:p>
     <w:p>
@@ -36860,13 +37404,38 @@
     </w:p>
     <w:p>
       <w:pPr>
-        <w:pStyle w:val="Heading3"/>
-      </w:pPr>
-      <w:r>
-        <w:t xml:space="preserve">6.2.2 </w:t>
-      </w:r>
-      <w:r>
-        <w:t>Computational Cost</w:t>
+        <w:rPr>
+          <w:b/>
+          <w:bCs/>
+        </w:rPr>
+      </w:pPr>
+      <w:r>
+        <w:rPr>
+          <w:b/>
+          <w:bCs/>
+        </w:rPr>
+        <w:t xml:space="preserve">Computational </w:t>
+      </w:r>
+      <w:r>
+        <w:rPr>
+          <w:b/>
+          <w:bCs/>
+        </w:rPr>
+        <w:t>c</w:t>
+      </w:r>
+      <w:r>
+        <w:rPr>
+          <w:b/>
+          <w:bCs/>
+        </w:rPr>
+        <w:t>ost</w:t>
+      </w:r>
+      <w:r>
+        <w:rPr>
+          <w:b/>
+          <w:bCs/>
+        </w:rPr>
+        <w:t>:</w:t>
       </w:r>
     </w:p>
     <w:p>
@@ -36971,18 +37540,19 @@
     </w:p>
     <w:p>
       <w:pPr>
-        <w:pStyle w:val="Heading2"/>
-      </w:pPr>
-      <w:r>
-        <w:t>6.2 Experimental Setup</w:t>
-      </w:r>
-    </w:p>
-    <w:p>
-      <w:pPr>
         <w:pStyle w:val="Heading3"/>
       </w:pPr>
       <w:r>
-        <w:t>6.2.1 Test Case Categories</w:t>
+        <w:t>8.7</w:t>
+      </w:r>
+      <w:r>
+        <w:t xml:space="preserve">.2 Experimental </w:t>
+      </w:r>
+      <w:r>
+        <w:t>s</w:t>
+      </w:r>
+      <w:r>
+        <w:t>etup</w:t>
       </w:r>
     </w:p>
     <w:p>
@@ -37164,10 +37734,38 @@
     </w:p>
     <w:p>
       <w:pPr>
-        <w:pStyle w:val="Heading3"/>
-      </w:pPr>
-      <w:r>
-        <w:t>6.2.2 Parameters Used</w:t>
+        <w:rPr>
+          <w:b/>
+          <w:bCs/>
+        </w:rPr>
+      </w:pPr>
+      <w:r>
+        <w:rPr>
+          <w:b/>
+          <w:bCs/>
+        </w:rPr>
+        <w:t xml:space="preserve">Parameters </w:t>
+      </w:r>
+      <w:r>
+        <w:rPr>
+          <w:b/>
+          <w:bCs/>
+        </w:rPr>
+        <w:t>u</w:t>
+      </w:r>
+      <w:r>
+        <w:rPr>
+          <w:b/>
+          <w:bCs/>
+        </w:rPr>
+        <w:t>sed</w:t>
+      </w:r>
+      <w:r>
+        <w:rPr>
+          <w:b/>
+          <w:bCs/>
+        </w:rPr>
+        <w:t>:</w:t>
       </w:r>
     </w:p>
     <w:p>
@@ -37238,6 +37836,7 @@
     </w:p>
     <w:p>
       <w:pPr>
+        <w:ind w:firstLine="360"/>
         <w:jc w:val="both"/>
         <w:rPr>
           <w:rFonts w:ascii="Calibri" w:hAnsi="Calibri" w:cs="Calibri"/>
@@ -37274,10 +37873,31 @@
     <w:p/>
     <w:p>
       <w:pPr>
-        <w:pStyle w:val="Heading2"/>
-      </w:pPr>
-      <w:r>
-        <w:t>6.3 Comparative Results on Sample Graphs (Exact vs Approx)</w:t>
+        <w:pStyle w:val="Heading3"/>
+      </w:pPr>
+      <w:r>
+        <w:t>8.7</w:t>
+      </w:r>
+      <w:r>
+        <w:t xml:space="preserve">.3 Comparative </w:t>
+      </w:r>
+      <w:r>
+        <w:t>r</w:t>
+      </w:r>
+      <w:r>
+        <w:t xml:space="preserve">esults on </w:t>
+      </w:r>
+      <w:r>
+        <w:t>s</w:t>
+      </w:r>
+      <w:r>
+        <w:t xml:space="preserve">ample </w:t>
+      </w:r>
+      <w:r>
+        <w:t>g</w:t>
+      </w:r>
+      <w:r>
+        <w:t>raphs</w:t>
       </w:r>
     </w:p>
     <w:p>
@@ -37961,19 +38581,26 @@
     <w:p/>
     <w:p>
       <w:pPr>
-        <w:pStyle w:val="Heading2"/>
+        <w:pStyle w:val="Heading3"/>
       </w:pPr>
       <w:r>
         <w:lastRenderedPageBreak/>
-        <w:t>6.4 Interpretation and Scalability Discussion</w:t>
-      </w:r>
-    </w:p>
-    <w:p>
-      <w:pPr>
-        <w:pStyle w:val="Heading3"/>
-      </w:pPr>
-      <w:r>
-        <w:t>6.4.1 When Brute Force is Useful</w:t>
+        <w:t>8.7</w:t>
+      </w:r>
+      <w:r>
+        <w:t xml:space="preserve">.4 Interpretation and </w:t>
+      </w:r>
+      <w:r>
+        <w:t>s</w:t>
+      </w:r>
+      <w:r>
+        <w:t xml:space="preserve">calability </w:t>
+      </w:r>
+      <w:r>
+        <w:t>d</w:t>
+      </w:r>
+      <w:r>
+        <w:t>iscussion</w:t>
       </w:r>
     </w:p>
     <w:p>
@@ -38083,15 +38710,6 @@
     </w:p>
     <w:p>
       <w:pPr>
-        <w:pStyle w:val="Heading3"/>
-        <w:jc w:val="both"/>
-      </w:pPr>
-      <w:r>
-        <w:t>6.4.2 Why Iterative Improvement Scales Better</w:t>
-      </w:r>
-    </w:p>
-    <w:p>
-      <w:pPr>
         <w:ind w:firstLine="720"/>
         <w:jc w:val="both"/>
         <w:rPr>
@@ -38133,17 +38751,29 @@
     </w:p>
     <w:p>
       <w:pPr>
-        <w:pStyle w:val="Heading1"/>
+        <w:pStyle w:val="Heading2"/>
       </w:pPr>
       <w:r>
         <w:lastRenderedPageBreak/>
-        <w:t xml:space="preserve">Alternative Approaches / More Efficient Techniques </w:t>
-      </w:r>
-    </w:p>
-    <w:p>
-      <w:pPr>
-        <w:pStyle w:val="Heading2"/>
-      </w:pPr>
+        <w:t xml:space="preserve">8.7 </w:t>
+      </w:r>
+      <w:r>
+        <w:t xml:space="preserve">Alternative </w:t>
+      </w:r>
+      <w:r>
+        <w:t>a</w:t>
+      </w:r>
+      <w:r>
+        <w:t>pproaches</w:t>
+      </w:r>
+    </w:p>
+    <w:p>
+      <w:pPr>
+        <w:pStyle w:val="Heading3"/>
+      </w:pPr>
+      <w:r>
+        <w:t>8.</w:t>
+      </w:r>
       <w:r>
         <w:t>7.1 Exact Global Minimum Cut in Undirected Graphs (Stoer–Wagner)</w:t>
       </w:r>
@@ -38189,19 +38819,7 @@
         <w:rPr>
           <w:rFonts w:ascii="Calibri" w:hAnsi="Calibri" w:cs="Calibri"/>
         </w:rPr>
-        <w:t xml:space="preserve">In practice, Stoer-Wagner repeatedly performs a “minimum cut phase” that grows a set of vertices using maximum adjacency weights, producing a cut candidate at the end of each </w:t>
-      </w:r>
-      <w:r>
-        <w:rPr>
-          <w:rFonts w:ascii="Calibri" w:hAnsi="Calibri" w:cs="Calibri"/>
-        </w:rPr>
-        <w:t>phase,</w:t>
-      </w:r>
-      <w:r>
-        <w:rPr>
-          <w:rFonts w:ascii="Calibri" w:hAnsi="Calibri" w:cs="Calibri"/>
-        </w:rPr>
-        <w:t xml:space="preserve"> and then contracting vertices to reduce the problem size. The minimum over all phases is the global minimum cut. While the internal details are not implemented in this project, the main takeaway is that it provides an exact solution with much better scalability than brute force.</w:t>
+        <w:t>In practice, Stoer-Wagner repeatedly performs a “minimum cut phase” that grows a set of vertices using maximum adjacency weights, producing a cut candidate at the end of each phase, and then contracting vertices to reduce the problem size. The minimum over all phases is the global minimum cut. While the internal details are not implemented in this project, the main takeaway is that it provides an exact solution with much better scalability than brute force.</w:t>
       </w:r>
     </w:p>
     <w:p>
@@ -38228,8 +38846,11 @@
     </w:p>
     <w:p>
       <w:pPr>
-        <w:pStyle w:val="Heading2"/>
-      </w:pPr>
+        <w:pStyle w:val="Heading3"/>
+      </w:pPr>
+      <w:r>
+        <w:t>8.</w:t>
+      </w:r>
       <w:r>
         <w:t>7.2 Exact s–t Minimum Cut via Maximum Flow (Max-Flow Min-Cut)</w:t>
       </w:r>
@@ -38342,8 +38963,11 @@
     </w:p>
     <w:p>
       <w:pPr>
-        <w:pStyle w:val="Heading2"/>
-      </w:pPr>
+        <w:pStyle w:val="Heading3"/>
+      </w:pPr>
+      <w:r>
+        <w:t>8.</w:t>
+      </w:r>
       <w:r>
         <w:t>7.3 Randomized Algorithms for Min Cut (Alternative Exact/Probabilistic Perspective)</w:t>
       </w:r>
@@ -38468,8 +39092,11 @@
     </w:p>
     <w:p>
       <w:pPr>
-        <w:pStyle w:val="Heading2"/>
-      </w:pPr>
+        <w:pStyle w:val="Heading3"/>
+      </w:pPr>
+      <w:r>
+        <w:t>8.</w:t>
+      </w:r>
       <w:r>
         <w:t>7.4 Stronger Heuristics than Basic Local Improvement (Escaping Local Minima)</w:t>
       </w:r>
@@ -38618,11 +39245,35 @@
     </w:p>
     <w:p>
       <w:pPr>
-        <w:pStyle w:val="Heading1"/>
+        <w:pStyle w:val="Heading2"/>
       </w:pPr>
       <w:r>
         <w:lastRenderedPageBreak/>
-        <w:t>Sample Inputs/Outputs</w:t>
+        <w:t xml:space="preserve">8.8 </w:t>
+      </w:r>
+      <w:r>
+        <w:t xml:space="preserve">Sample </w:t>
+      </w:r>
+      <w:r>
+        <w:t>i</w:t>
+      </w:r>
+      <w:r>
+        <w:t>nput</w:t>
+      </w:r>
+      <w:r>
+        <w:t xml:space="preserve"> </w:t>
+      </w:r>
+      <w:r>
+        <w:t>and</w:t>
+      </w:r>
+      <w:r>
+        <w:t xml:space="preserve"> </w:t>
+      </w:r>
+      <w:r>
+        <w:t>o</w:t>
+      </w:r>
+      <w:r>
+        <w:t>utput</w:t>
       </w:r>
     </w:p>
     <w:p>
@@ -38758,10 +39409,13 @@
     </w:p>
     <w:p>
       <w:pPr>
-        <w:pStyle w:val="Heading1"/>
+        <w:pStyle w:val="Heading2"/>
       </w:pPr>
       <w:r>
         <w:lastRenderedPageBreak/>
+        <w:t xml:space="preserve">8.9 </w:t>
+      </w:r>
+      <w:r>
         <w:t>References</w:t>
       </w:r>
     </w:p>
